--- a/MatrixAnalyzer/text.docx
+++ b/MatrixAnalyzer/text.docx
@@ -7,7 +7,6 @@
         <w:jc w:val="right"/>
         <w:rPr>
           <w:rFonts w:ascii="Times New Roman" w:hAnsi="Times New Roman" w:cs="Times New Roman"/>
-          <w:lang w:val="en-US"/>
         </w:rPr>
       </w:pPr>
       <w:r>
@@ -34,7 +33,55 @@
           <w:b/>
           <w:bCs/>
         </w:rPr>
-        <w:t xml:space="preserve"> 20250. ДЗ по ООП от 05.03.2026</w:t>
+        <w:t xml:space="preserve"> 20250. ДЗ по</w:t>
+      </w:r>
+      <w:r>
+        <w:rPr>
+          <w:rFonts w:ascii="Times New Roman" w:hAnsi="Times New Roman" w:cs="Times New Roman"/>
+          <w:b/>
+          <w:bCs/>
+        </w:rPr>
+        <w:t xml:space="preserve"> ОС</w:t>
+      </w:r>
+      <w:r>
+        <w:rPr>
+          <w:rFonts w:ascii="Times New Roman" w:hAnsi="Times New Roman" w:cs="Times New Roman"/>
+          <w:b/>
+          <w:bCs/>
+        </w:rPr>
+        <w:t xml:space="preserve"> от 0</w:t>
+      </w:r>
+      <w:r>
+        <w:rPr>
+          <w:rFonts w:ascii="Times New Roman" w:hAnsi="Times New Roman" w:cs="Times New Roman"/>
+          <w:b/>
+          <w:bCs/>
+        </w:rPr>
+        <w:t>2</w:t>
+      </w:r>
+      <w:r>
+        <w:rPr>
+          <w:rFonts w:ascii="Times New Roman" w:hAnsi="Times New Roman" w:cs="Times New Roman"/>
+          <w:b/>
+          <w:bCs/>
+        </w:rPr>
+        <w:t>.0</w:t>
+      </w:r>
+      <w:r>
+        <w:rPr>
+          <w:rFonts w:ascii="Times New Roman" w:hAnsi="Times New Roman" w:cs="Times New Roman"/>
+          <w:b/>
+          <w:bCs/>
+        </w:rPr>
+        <w:t>4</w:t>
+      </w:r>
+      <w:r>
+        <w:rPr>
+          <w:rFonts w:ascii="Times New Roman" w:hAnsi="Times New Roman" w:cs="Times New Roman"/>
+          <w:b/>
+          <w:bCs/>
+        </w:rPr>
+        <w:t>.2026</w:t>
       </w:r>
     </w:p>
     <w:p>
@@ -4584,6 +4631,7 @@
           <w:color w:val="000000"/>
           <w:sz w:val="16"/>
           <w:szCs w:val="16"/>
+          <w:lang w:val="en-US"/>
         </w:rPr>
       </w:pPr>
       <w:r>
@@ -4603,6 +4651,7 @@
           <w:color w:val="2B91AF"/>
           <w:sz w:val="16"/>
           <w:szCs w:val="16"/>
+          <w:lang w:val="en-US"/>
         </w:rPr>
         <w:t>Console</w:t>
       </w:r>
@@ -4612,6 +4661,7 @@
           <w:color w:val="000000"/>
           <w:sz w:val="16"/>
           <w:szCs w:val="16"/>
+          <w:lang w:val="en-US"/>
         </w:rPr>
         <w:t>.</w:t>
       </w:r>
@@ -4621,6 +4671,7 @@
           <w:color w:val="74531F"/>
           <w:sz w:val="16"/>
           <w:szCs w:val="16"/>
+          <w:lang w:val="en-US"/>
         </w:rPr>
         <w:t>ReadKey</w:t>
       </w:r>
@@ -4631,6 +4682,7 @@
           <w:color w:val="000000"/>
           <w:sz w:val="16"/>
           <w:szCs w:val="16"/>
+          <w:lang w:val="en-US"/>
         </w:rPr>
         <w:t>();</w:t>
       </w:r>
@@ -4660,14 +4712,16 @@
           <w:color w:val="000000"/>
           <w:sz w:val="16"/>
           <w:szCs w:val="16"/>
-        </w:rPr>
-      </w:pPr>
-      <w:r>
-        <w:rPr>
-          <w:rFonts w:ascii="Cascadia Mono" w:eastAsia="Times New Roman" w:hAnsi="Cascadia Mono" w:cs="Courier New"/>
-          <w:color w:val="000000"/>
-          <w:sz w:val="16"/>
-          <w:szCs w:val="16"/>
+          <w:lang w:val="en-US"/>
+        </w:rPr>
+      </w:pPr>
+      <w:r>
+        <w:rPr>
+          <w:rFonts w:ascii="Cascadia Mono" w:eastAsia="Times New Roman" w:hAnsi="Cascadia Mono" w:cs="Courier New"/>
+          <w:color w:val="000000"/>
+          <w:sz w:val="16"/>
+          <w:szCs w:val="16"/>
+          <w:lang w:val="en-US"/>
         </w:rPr>
         <w:t xml:space="preserve">        }</w:t>
       </w:r>
@@ -4697,14 +4751,16 @@
           <w:color w:val="000000"/>
           <w:sz w:val="16"/>
           <w:szCs w:val="16"/>
-        </w:rPr>
-      </w:pPr>
-      <w:r>
-        <w:rPr>
-          <w:rFonts w:ascii="Cascadia Mono" w:eastAsia="Times New Roman" w:hAnsi="Cascadia Mono" w:cs="Courier New"/>
-          <w:color w:val="000000"/>
-          <w:sz w:val="16"/>
-          <w:szCs w:val="16"/>
+          <w:lang w:val="en-US"/>
+        </w:rPr>
+      </w:pPr>
+      <w:r>
+        <w:rPr>
+          <w:rFonts w:ascii="Cascadia Mono" w:eastAsia="Times New Roman" w:hAnsi="Cascadia Mono" w:cs="Courier New"/>
+          <w:color w:val="000000"/>
+          <w:sz w:val="16"/>
+          <w:szCs w:val="16"/>
+          <w:lang w:val="en-US"/>
         </w:rPr>
         <w:t xml:space="preserve">    }</w:t>
       </w:r>
@@ -4734,14 +4790,16 @@
           <w:color w:val="000000"/>
           <w:sz w:val="16"/>
           <w:szCs w:val="16"/>
-        </w:rPr>
-      </w:pPr>
-      <w:r>
-        <w:rPr>
-          <w:rFonts w:ascii="Cascadia Mono" w:eastAsia="Times New Roman" w:hAnsi="Cascadia Mono" w:cs="Courier New"/>
-          <w:color w:val="000000"/>
-          <w:sz w:val="16"/>
-          <w:szCs w:val="16"/>
+          <w:lang w:val="en-US"/>
+        </w:rPr>
+      </w:pPr>
+      <w:r>
+        <w:rPr>
+          <w:rFonts w:ascii="Cascadia Mono" w:eastAsia="Times New Roman" w:hAnsi="Cascadia Mono" w:cs="Courier New"/>
+          <w:color w:val="000000"/>
+          <w:sz w:val="16"/>
+          <w:szCs w:val="16"/>
+          <w:lang w:val="en-US"/>
         </w:rPr>
         <w:t>}</w:t>
       </w:r>
@@ -4750,6 +4808,7 @@
       <w:pPr>
         <w:rPr>
           <w:rFonts w:ascii="Times New Roman" w:hAnsi="Times New Roman" w:cs="Times New Roman"/>
+          <w:lang w:val="en-US"/>
         </w:rPr>
       </w:pPr>
     </w:p>
@@ -5480,6 +5539,7 @@
           <w:color w:val="000000"/>
           <w:sz w:val="16"/>
           <w:szCs w:val="16"/>
+          <w:lang w:val="en-US"/>
         </w:rPr>
       </w:pPr>
       <w:r>
@@ -5498,6 +5558,7 @@
           <w:color w:val="000000"/>
           <w:sz w:val="16"/>
           <w:szCs w:val="16"/>
+          <w:lang w:val="en-US"/>
         </w:rPr>
         <w:t>}</w:t>
       </w:r>
@@ -5527,14 +5588,16 @@
           <w:color w:val="000000"/>
           <w:sz w:val="16"/>
           <w:szCs w:val="16"/>
-        </w:rPr>
-      </w:pPr>
-      <w:r>
-        <w:rPr>
-          <w:rFonts w:ascii="Cascadia Mono" w:eastAsia="Times New Roman" w:hAnsi="Cascadia Mono" w:cs="Courier New"/>
-          <w:color w:val="000000"/>
-          <w:sz w:val="16"/>
-          <w:szCs w:val="16"/>
+          <w:lang w:val="en-US"/>
+        </w:rPr>
+      </w:pPr>
+      <w:r>
+        <w:rPr>
+          <w:rFonts w:ascii="Cascadia Mono" w:eastAsia="Times New Roman" w:hAnsi="Cascadia Mono" w:cs="Courier New"/>
+          <w:color w:val="000000"/>
+          <w:sz w:val="16"/>
+          <w:szCs w:val="16"/>
+          <w:lang w:val="en-US"/>
         </w:rPr>
         <w:t>}</w:t>
       </w:r>
@@ -11154,6 +11217,7 @@
           <w:color w:val="000000"/>
           <w:sz w:val="16"/>
           <w:szCs w:val="16"/>
+          <w:lang w:val="en-US"/>
         </w:rPr>
       </w:pPr>
       <w:r>
@@ -11172,6 +11236,7 @@
           <w:color w:val="000000"/>
           <w:sz w:val="16"/>
           <w:szCs w:val="16"/>
+          <w:lang w:val="en-US"/>
         </w:rPr>
         <w:t>}</w:t>
       </w:r>
@@ -11209,8 +11274,18 @@
           <w:color w:val="000000"/>
           <w:sz w:val="16"/>
           <w:szCs w:val="16"/>
-        </w:rPr>
-        <w:t xml:space="preserve">    }</w:t>
+          <w:lang w:val="en-US"/>
+        </w:rPr>
+        <w:t xml:space="preserve">    </w:t>
+      </w:r>
+      <w:r>
+        <w:rPr>
+          <w:rFonts w:ascii="Cascadia Mono" w:eastAsia="Times New Roman" w:hAnsi="Cascadia Mono" w:cs="Courier New"/>
+          <w:color w:val="000000"/>
+          <w:sz w:val="16"/>
+          <w:szCs w:val="16"/>
+        </w:rPr>
+        <w:t>}</w:t>
       </w:r>
     </w:p>
     <w:p>
@@ -11899,6 +11974,7 @@
   <w:style w:type="character" w:default="1" w:styleId="DefaultParagraphFont">
     <w:name w:val="Default Paragraph Font"/>
     <w:uiPriority w:val="1"/>
+    <w:semiHidden/>
     <w:unhideWhenUsed/>
   </w:style>
   <w:style w:type="table" w:default="1" w:styleId="TableNormal">
